--- a/pr-preview/pr-121/probability-basics-tracked-changes.docx
+++ b/pr-preview/pr-121/probability-basics-tracked-changes.docx
@@ -26,7 +26,7 @@
       </w:pPr>
       <w:ins w:id="2" w:author="PR Preview" w:date="2026-01-01T00:00:00Z">
         <w:r>
-          <w:t xml:space="preserve">Last modified: 2026-10-13 19:36:14 (PDT)</w:t>
+          <w:t xml:space="preserve">Last modified: 2026-10-13 21:02:02 (PDT)</w:t>
         </w:r>
       </w:ins>
     </w:p>

--- a/pr-preview/pr-121/probability-basics-tracked-changes.docx
+++ b/pr-preview/pr-121/probability-basics-tracked-changes.docx
@@ -16,7 +16,7 @@
       </w:pPr>
       <w:del w:id="1" w:author="PR Preview" w:date="2026-01-01T00:00:00Z">
         <w:r>
-          <w:delText xml:space="preserve">Last modified: 2026-10-13 19:32:54 (PDT)</w:delText>
+          <w:delText xml:space="preserve">Last modified: 2026-10-13 22:20:35 (PDT)</w:delText>
         </w:r>
       </w:del>
     </w:p>
@@ -26,11 +26,11 @@
       </w:pPr>
       <w:ins w:id="2" w:author="PR Preview" w:date="2026-01-01T00:00:00Z">
         <w:r>
-          <w:t xml:space="preserve">Last modified: 2026-10-13 21:02:02 (PDT)</w:t>
+          <w:t xml:space="preserve">Last modified: 2026-10-13 22:26:00 (PDT)</w:t>
         </w:r>
       </w:ins>
     </w:p>
-    <w:bookmarkStart w:id="56" w:name="defining-probabilities"/>
+    <w:bookmarkStart w:id="57" w:name="defining-probabilities"/>
     <w:p>
       <w:pPr>
         <w:pStyle w:val="Heading2"/>
@@ -2570,12 +2570,611 @@
         <w:t xml:space="preserve">.</w:t>
       </w:r>
     </w:p>
+    <w:bookmarkEnd w:id="30"/>
+    <w:bookmarkStart w:id="31" w:name="rem-partition-sample-space"/>
     <w:p>
       <w:pPr>
         <w:pStyle w:val="FirstParagraph"/>
       </w:pPr>
-      <w:r>
-        <w:t xml:space="preserve">A partition of the</w:t>
+      <w:del w:id="3" w:author="PR Preview" w:date="2026-01-01T00:00:00Z">
+        <w:r>
+          <w:delText xml:space="preserve">A partition of the</w:delText>
+        </w:r>
+      </w:del>
+      <w:del w:id="4" w:author="PR Preview" w:date="2026-01-01T00:00:00Z">
+        <w:r>
+          <w:delText xml:space="preserve"> </w:delText>
+        </w:r>
+      </w:del>
+      <w:hyperlink w:anchor="def-sample-space">
+        <w:del w:id="5" w:author="PR Preview" w:date="2026-01-01T00:00:00Z">
+          <w:r>
+            <w:rPr>
+              <w:rStyle w:val="Hyperlink"/>
+            </w:rPr>
+            <w:delText xml:space="preserve">sample space</w:delText>
+          </w:r>
+        </w:del>
+      </w:hyperlink>
+      <w:del w:id="6" w:author="PR Preview" w:date="2026-01-01T00:00:00Z">
+        <w:r>
+          <w:delText xml:space="preserve"> </w:delText>
+        </w:r>
+      </w:del>
+      <w:del w:id="7" w:author="PR Preview" w:date="2026-01-01T00:00:00Z">
+        <w:r>
+          <w:delText xml:space="preserve">is the case</w:delText>
+        </w:r>
+      </w:del>
+      <w:del w:id="8" w:author="PR Preview" w:date="2026-01-01T00:00:00Z">
+        <w:r>
+          <w:delText xml:space="preserve"> </w:delText>
+        </w:r>
+      </w:del>
+      <m:oMath>
+        <m:r>
+          <m:t>A</m:t>
+        </m:r>
+        <m:r>
+          <m:rPr>
+            <m:sty m:val="p"/>
+          </m:rPr>
+          <m:t>=</m:t>
+        </m:r>
+        <m:r>
+          <m:rPr>
+            <m:sty m:val="p"/>
+          </m:rPr>
+          <m:t>Ω</m:t>
+        </m:r>
+      </m:oMath>
+      <w:del w:id="9" w:author="PR Preview" w:date="2026-01-01T00:00:00Z">
+        <w:r>
+          <w:delText xml:space="preserve">.</w:delText>
+        </w:r>
+      </w:del>
+    </w:p>
+    <w:p>
+      <w:pPr>
+        <w:pStyle w:val="FirstParagraph"/>
+      </w:pPr>
+      <w:ins w:id="10" w:author="PR Preview" w:date="2026-01-01T00:00:00Z">
+        <w:r>
+          <w:rPr>
+            <w:i/>
+            <w:iCs/>
+          </w:rPr>
+          <w:t xml:space="preserve">Remark 1</w:t>
+        </w:r>
+      </w:ins>
+      <w:ins w:id="11" w:author="PR Preview" w:date="2026-01-01T00:00:00Z">
+        <w:r>
+          <w:t xml:space="preserve"> (A partition of the sample space). </w:t>
+        </w:r>
+      </w:ins>
+      <w:ins w:id="12" w:author="PR Preview" w:date="2026-01-01T00:00:00Z">
+        <w:r>
+          <w:t xml:space="preserve">A partition of the</w:t>
+        </w:r>
+      </w:ins>
+      <w:ins w:id="13" w:author="PR Preview" w:date="2026-01-01T00:00:00Z">
+        <w:r>
+          <w:t xml:space="preserve"> </w:t>
+        </w:r>
+      </w:ins>
+      <w:hyperlink w:anchor="def-sample-space">
+        <w:ins w:id="14" w:author="PR Preview" w:date="2026-01-01T00:00:00Z">
+          <w:r>
+            <w:rPr>
+              <w:rStyle w:val="Hyperlink"/>
+            </w:rPr>
+            <w:t xml:space="preserve">sample space</w:t>
+          </w:r>
+        </w:ins>
+      </w:hyperlink>
+      <w:ins w:id="15" w:author="PR Preview" w:date="2026-01-01T00:00:00Z">
+        <w:r>
+          <w:t xml:space="preserve"> </w:t>
+        </w:r>
+      </w:ins>
+      <w:ins w:id="16" w:author="PR Preview" w:date="2026-01-01T00:00:00Z">
+        <w:r>
+          <w:t xml:space="preserve">is the case</w:t>
+        </w:r>
+      </w:ins>
+      <w:ins w:id="17" w:author="PR Preview" w:date="2026-01-01T00:00:00Z">
+        <w:r>
+          <w:t xml:space="preserve"> </w:t>
+        </w:r>
+      </w:ins>
+      <m:oMath>
+        <m:r>
+          <m:t>A</m:t>
+        </m:r>
+        <m:r>
+          <m:rPr>
+            <m:sty m:val="p"/>
+          </m:rPr>
+          <m:t>=</m:t>
+        </m:r>
+        <m:r>
+          <m:rPr>
+            <m:sty m:val="p"/>
+          </m:rPr>
+          <m:t>Ω</m:t>
+        </m:r>
+      </m:oMath>
+      <w:ins w:id="18" w:author="PR Preview" w:date="2026-01-01T00:00:00Z">
+        <w:r>
+          <w:t xml:space="preserve">.</w:t>
+        </w:r>
+      </w:ins>
+    </w:p>
+    <w:bookmarkEnd w:id="31"/>
+    <w:p>
+      <w:pPr>
+        <w:pStyle w:val="BodyText"/>
+      </w:pPr>
+      <w:r>
+        <w:rPr>
+          <w:i/>
+          <w:iCs/>
+        </w:rPr>
+        <w:t xml:space="preserve">Remark</w:t>
+      </w:r>
+      <w:r>
+        <w:t xml:space="preserve">. </w:t>
+      </w:r>
+      <w:r>
+        <w:t xml:space="preserve">Some sources also require each piece</w:t>
+      </w:r>
+      <w:r>
+        <w:t xml:space="preserve"> </w:t>
+      </w:r>
+      <m:oMath>
+        <m:sSub>
+          <m:e>
+            <m:r>
+              <m:t>A</m:t>
+            </m:r>
+          </m:e>
+          <m:sub>
+            <m:r>
+              <m:t>i</m:t>
+            </m:r>
+          </m:sub>
+        </m:sSub>
+      </m:oMath>
+      <w:r>
+        <w:t xml:space="preserve"> </w:t>
+      </w:r>
+      <w:r>
+        <w:t xml:space="preserve">to contain at least one outcome.</w:t>
+      </w:r>
+    </w:p>
+    <w:bookmarkStart w:id="32" w:name="exm-partition"/>
+    <w:p>
+      <w:pPr>
+        <w:pStyle w:val="BodyText"/>
+      </w:pPr>
+      <w:r>
+        <w:rPr>
+          <w:b/>
+          <w:bCs/>
+        </w:rPr>
+        <w:t xml:space="preserve">Example 7 (Partitioning the die roll)</w:t>
+      </w:r>
+      <w:r>
+        <w:t xml:space="preserve"> </w:t>
+      </w:r>
+      <w:r>
+        <w:t xml:space="preserve">In</w:t>
+      </w:r>
+      <w:r>
+        <w:t xml:space="preserve"> </w:t>
+      </w:r>
+      <w:hyperlink w:anchor="exm-sample-space">
+        <w:r>
+          <w:rPr>
+            <w:rStyle w:val="Hyperlink"/>
+          </w:rPr>
+          <w:t xml:space="preserve">Example 2</w:t>
+        </w:r>
+      </w:hyperlink>
+      <w:r>
+        <w:t xml:space="preserve">,</w:t>
+      </w:r>
+      <w:r>
+        <w:t xml:space="preserve"> </w:t>
+      </w:r>
+      <w:r>
+        <w:t xml:space="preserve">the events</w:t>
+      </w:r>
+      <w:r>
+        <w:t xml:space="preserve"> </w:t>
+      </w:r>
+      <w:r>
+        <w:t xml:space="preserve">“the roll is even”</w:t>
+      </w:r>
+      <w:r>
+        <w:t xml:space="preserve">,</w:t>
+      </w:r>
+      <w:r>
+        <w:t xml:space="preserve"> </w:t>
+      </w:r>
+      <m:oMath>
+        <m:r>
+          <m:t>​</m:t>
+        </m:r>
+        <m:d>
+          <m:dPr>
+            <m:begChr m:val="{"/>
+            <m:sepChr m:val=""/>
+            <m:endChr m:val="}"/>
+            <m:grow/>
+          </m:dPr>
+          <m:e>
+            <m:r>
+              <m:t>2</m:t>
+            </m:r>
+            <m:r>
+              <m:rPr>
+                <m:sty m:val="p"/>
+              </m:rPr>
+              <m:t>,</m:t>
+            </m:r>
+            <m:r>
+              <m:t>4</m:t>
+            </m:r>
+            <m:r>
+              <m:rPr>
+                <m:sty m:val="p"/>
+              </m:rPr>
+              <m:t>,</m:t>
+            </m:r>
+            <m:r>
+              <m:t>6</m:t>
+            </m:r>
+          </m:e>
+        </m:d>
+        <m:r>
+          <m:t>​</m:t>
+        </m:r>
+      </m:oMath>
+      <w:r>
+        <w:t xml:space="preserve">,</w:t>
+      </w:r>
+      <w:r>
+        <w:t xml:space="preserve"> </w:t>
+      </w:r>
+      <w:r>
+        <w:t xml:space="preserve">and</w:t>
+      </w:r>
+      <w:r>
+        <w:t xml:space="preserve"> </w:t>
+      </w:r>
+      <w:r>
+        <w:t xml:space="preserve">“the roll is odd”</w:t>
+      </w:r>
+      <w:r>
+        <w:t xml:space="preserve">,</w:t>
+      </w:r>
+      <w:r>
+        <w:t xml:space="preserve"> </w:t>
+      </w:r>
+      <m:oMath>
+        <m:r>
+          <m:t>​</m:t>
+        </m:r>
+        <m:d>
+          <m:dPr>
+            <m:begChr m:val="{"/>
+            <m:sepChr m:val=""/>
+            <m:endChr m:val="}"/>
+            <m:grow/>
+          </m:dPr>
+          <m:e>
+            <m:r>
+              <m:t>1</m:t>
+            </m:r>
+            <m:r>
+              <m:rPr>
+                <m:sty m:val="p"/>
+              </m:rPr>
+              <m:t>,</m:t>
+            </m:r>
+            <m:r>
+              <m:t>3</m:t>
+            </m:r>
+            <m:r>
+              <m:rPr>
+                <m:sty m:val="p"/>
+              </m:rPr>
+              <m:t>,</m:t>
+            </m:r>
+            <m:r>
+              <m:t>5</m:t>
+            </m:r>
+          </m:e>
+        </m:d>
+        <m:r>
+          <m:t>​</m:t>
+        </m:r>
+      </m:oMath>
+      <w:r>
+        <w:t xml:space="preserve">,</w:t>
+      </w:r>
+      <w:r>
+        <w:t xml:space="preserve"> </w:t>
+      </w:r>
+      <w:r>
+        <w:t xml:space="preserve">are mutually exclusive, and their union is</w:t>
+      </w:r>
+      <w:r>
+        <w:t xml:space="preserve"> </w:t>
+      </w:r>
+      <m:oMath>
+        <m:r>
+          <m:rPr>
+            <m:sty m:val="p"/>
+          </m:rPr>
+          <m:t>Ω</m:t>
+        </m:r>
+      </m:oMath>
+      <w:r>
+        <w:t xml:space="preserve">,</w:t>
+      </w:r>
+      <w:r>
+        <w:t xml:space="preserve"> </w:t>
+      </w:r>
+      <w:r>
+        <w:t xml:space="preserve">so they partition the sample space.</w:t>
+      </w:r>
+      <w:r>
+        <w:t xml:space="preserve"> </w:t>
+      </w:r>
+      <w:r>
+        <w:t xml:space="preserve">So do the six single-outcome events</w:t>
+      </w:r>
+      <w:r>
+        <w:t xml:space="preserve"> </w:t>
+      </w:r>
+      <m:oMath>
+        <m:r>
+          <m:t>​</m:t>
+        </m:r>
+        <m:d>
+          <m:dPr>
+            <m:begChr m:val="{"/>
+            <m:sepChr m:val=""/>
+            <m:endChr m:val="}"/>
+            <m:grow/>
+          </m:dPr>
+          <m:e>
+            <m:r>
+              <m:t>1</m:t>
+            </m:r>
+          </m:e>
+        </m:d>
+        <m:r>
+          <m:t>​</m:t>
+        </m:r>
+        <m:r>
+          <m:rPr>
+            <m:sty m:val="p"/>
+          </m:rPr>
+          <m:t>,</m:t>
+        </m:r>
+        <m:r>
+          <m:t>​</m:t>
+        </m:r>
+        <m:d>
+          <m:dPr>
+            <m:begChr m:val="{"/>
+            <m:sepChr m:val=""/>
+            <m:endChr m:val="}"/>
+            <m:grow/>
+          </m:dPr>
+          <m:e>
+            <m:r>
+              <m:t>2</m:t>
+            </m:r>
+          </m:e>
+        </m:d>
+        <m:r>
+          <m:t>​</m:t>
+        </m:r>
+        <m:r>
+          <m:rPr>
+            <m:sty m:val="p"/>
+          </m:rPr>
+          <m:t>,</m:t>
+        </m:r>
+        <m:r>
+          <m:rPr>
+            <m:sty m:val="p"/>
+          </m:rPr>
+          <m:t>…</m:t>
+        </m:r>
+        <m:r>
+          <m:rPr>
+            <m:sty m:val="p"/>
+          </m:rPr>
+          <m:t>,</m:t>
+        </m:r>
+        <m:r>
+          <m:t>​</m:t>
+        </m:r>
+        <m:d>
+          <m:dPr>
+            <m:begChr m:val="{"/>
+            <m:sepChr m:val=""/>
+            <m:endChr m:val="}"/>
+            <m:grow/>
+          </m:dPr>
+          <m:e>
+            <m:r>
+              <m:t>6</m:t>
+            </m:r>
+          </m:e>
+        </m:d>
+        <m:r>
+          <m:t>​</m:t>
+        </m:r>
+      </m:oMath>
+      <w:r>
+        <w:t xml:space="preserve">.</w:t>
+      </w:r>
+      <w:r>
+        <w:t xml:space="preserve"> </w:t>
+      </w:r>
+      <w:r>
+        <w:t xml:space="preserve">The events</w:t>
+      </w:r>
+      <w:r>
+        <w:t xml:space="preserve"> </w:t>
+      </w:r>
+      <m:oMath>
+        <m:r>
+          <m:t>​</m:t>
+        </m:r>
+        <m:d>
+          <m:dPr>
+            <m:begChr m:val="{"/>
+            <m:sepChr m:val=""/>
+            <m:endChr m:val="}"/>
+            <m:grow/>
+          </m:dPr>
+          <m:e>
+            <m:r>
+              <m:t>1</m:t>
+            </m:r>
+            <m:r>
+              <m:rPr>
+                <m:sty m:val="p"/>
+              </m:rPr>
+              <m:t>,</m:t>
+            </m:r>
+            <m:r>
+              <m:t>2</m:t>
+            </m:r>
+          </m:e>
+        </m:d>
+        <m:r>
+          <m:t>​</m:t>
+        </m:r>
+      </m:oMath>
+      <w:r>
+        <w:t xml:space="preserve"> </w:t>
+      </w:r>
+      <w:r>
+        <w:t xml:space="preserve">and</w:t>
+      </w:r>
+      <w:r>
+        <w:t xml:space="preserve"> </w:t>
+      </w:r>
+      <m:oMath>
+        <m:r>
+          <m:t>​</m:t>
+        </m:r>
+        <m:d>
+          <m:dPr>
+            <m:begChr m:val="{"/>
+            <m:sepChr m:val=""/>
+            <m:endChr m:val="}"/>
+            <m:grow/>
+          </m:dPr>
+          <m:e>
+            <m:r>
+              <m:t>5</m:t>
+            </m:r>
+            <m:r>
+              <m:rPr>
+                <m:sty m:val="p"/>
+              </m:rPr>
+              <m:t>,</m:t>
+            </m:r>
+            <m:r>
+              <m:t>6</m:t>
+            </m:r>
+          </m:e>
+        </m:d>
+        <m:r>
+          <m:t>​</m:t>
+        </m:r>
+      </m:oMath>
+      <w:r>
+        <w:t xml:space="preserve"> </w:t>
+      </w:r>
+      <w:r>
+        <w:t xml:space="preserve">from</w:t>
+      </w:r>
+      <w:r>
+        <w:t xml:space="preserve"> </w:t>
+      </w:r>
+      <w:hyperlink w:anchor="exm-mutually-exclusive">
+        <w:r>
+          <w:rPr>
+            <w:rStyle w:val="Hyperlink"/>
+          </w:rPr>
+          <w:t xml:space="preserve">Example 6</w:t>
+        </w:r>
+      </w:hyperlink>
+      <w:r>
+        <w:t xml:space="preserve"> </w:t>
+      </w:r>
+      <w:r>
+        <w:t xml:space="preserve">do not partition</w:t>
+      </w:r>
+      <w:r>
+        <w:t xml:space="preserve"> </w:t>
+      </w:r>
+      <m:oMath>
+        <m:r>
+          <m:rPr>
+            <m:sty m:val="p"/>
+          </m:rPr>
+          <m:t>Ω</m:t>
+        </m:r>
+      </m:oMath>
+      <w:r>
+        <w:t xml:space="preserve">: their union leaves out 3 and 4.</w:t>
+      </w:r>
+    </w:p>
+    <w:bookmarkEnd w:id="32"/>
+    <w:bookmarkStart w:id="34" w:name="def-probability"/>
+    <w:p>
+      <w:pPr>
+        <w:pStyle w:val="BodyText"/>
+      </w:pPr>
+      <w:r>
+        <w:rPr>
+          <w:b/>
+          <w:bCs/>
+        </w:rPr>
+        <w:t xml:space="preserve">Definition 8 (Probability measure)</w:t>
+      </w:r>
+      <w:r>
+        <w:t xml:space="preserve"> </w:t>
+      </w:r>
+      <w:r>
+        <w:t xml:space="preserve">A</w:t>
+      </w:r>
+      <w:r>
+        <w:t xml:space="preserve"> </w:t>
+      </w:r>
+      <w:r>
+        <w:rPr>
+          <w:b/>
+          <w:bCs/>
+        </w:rPr>
+        <w:t xml:space="preserve">probability measure</w:t>
+      </w:r>
+      <w:r>
+        <w:t xml:space="preserve"> </w:t>
+      </w:r>
+      <w:r>
+        <w:t xml:space="preserve">on a</w:t>
       </w:r>
       <w:r>
         <w:t xml:space="preserve"> </w:t>
@@ -2591,22 +3190,7 @@
       <w:r>
         <w:t xml:space="preserve"> </w:t>
       </w:r>
-      <w:r>
-        <w:t xml:space="preserve">is the case</w:t>
-      </w:r>
-      <w:r>
-        <w:t xml:space="preserve"> </w:t>
-      </w:r>
-      <m:oMath>
-        <m:r>
-          <m:t>A</m:t>
-        </m:r>
-        <m:r>
-          <m:rPr>
-            <m:sty m:val="p"/>
-          </m:rPr>
-          <m:t>=</m:t>
-        </m:r>
+      <m:oMath>
         <m:r>
           <m:rPr>
             <m:sty m:val="p"/>
@@ -2615,571 +3199,79 @@
         </m:r>
       </m:oMath>
       <w:r>
-        <w:t xml:space="preserve">.</w:t>
-      </w:r>
-    </w:p>
-    <w:bookmarkEnd w:id="30"/>
-    <w:p>
-      <w:pPr>
-        <w:pStyle w:val="BodyText"/>
-      </w:pPr>
-      <w:r>
-        <w:rPr>
-          <w:i/>
-          <w:iCs/>
-        </w:rPr>
-        <w:t xml:space="preserve">Remark</w:t>
-      </w:r>
-      <w:r>
-        <w:t xml:space="preserve">. </w:t>
-      </w:r>
-      <w:r>
-        <w:t xml:space="preserve">Some sources also require each piece</w:t>
-      </w:r>
-      <w:r>
-        <w:t xml:space="preserve"> </w:t>
-      </w:r>
-      <m:oMath>
-        <m:sSub>
-          <m:e>
-            <m:r>
-              <m:t>A</m:t>
-            </m:r>
-          </m:e>
-          <m:sub>
-            <m:r>
-              <m:t>i</m:t>
-            </m:r>
-          </m:sub>
-        </m:sSub>
-      </m:oMath>
-      <w:r>
-        <w:t xml:space="preserve"> </w:t>
-      </w:r>
-      <w:r>
-        <w:t xml:space="preserve">to contain at least one outcome.</w:t>
-      </w:r>
-    </w:p>
-    <w:bookmarkStart w:id="31" w:name="exm-partition"/>
-    <w:p>
-      <w:pPr>
-        <w:pStyle w:val="BodyText"/>
-      </w:pPr>
-      <w:r>
-        <w:rPr>
-          <w:b/>
-          <w:bCs/>
-        </w:rPr>
-        <w:t xml:space="preserve">Example 7 (Partitioning the die roll)</w:t>
-      </w:r>
-      <w:r>
-        <w:t xml:space="preserve"> </w:t>
-      </w:r>
-      <w:r>
-        <w:t xml:space="preserve">In</w:t>
-      </w:r>
-      <w:r>
-        <w:t xml:space="preserve"> </w:t>
-      </w:r>
-      <w:hyperlink w:anchor="exm-sample-space">
-        <w:r>
-          <w:rPr>
-            <w:rStyle w:val="Hyperlink"/>
-          </w:rPr>
-          <w:t xml:space="preserve">Example 2</w:t>
-        </w:r>
-      </w:hyperlink>
-      <w:r>
         <w:t xml:space="preserve">,</w:t>
       </w:r>
       <w:r>
         <w:t xml:space="preserve"> </w:t>
       </w:r>
       <w:r>
-        <w:t xml:space="preserve">the events</w:t>
-      </w:r>
-      <w:r>
-        <w:t xml:space="preserve"> </w:t>
-      </w:r>
-      <w:r>
-        <w:t xml:space="preserve">“the roll is even”</w:t>
-      </w:r>
+        <w:t xml:space="preserve">often denoted</w:t>
+      </w:r>
+      <w:r>
+        <w:t xml:space="preserve"> </w:t>
+      </w:r>
+      <m:oMath>
+        <m:r>
+          <m:rPr>
+            <m:sty m:val="p"/>
+          </m:rPr>
+          <m:t>Pr</m:t>
+        </m:r>
+        <m:r>
+          <m:rPr>
+            <m:sty m:val="p"/>
+          </m:rPr>
+          <m:t>(</m:t>
+        </m:r>
+        <m:r>
+          <m:rPr>
+            <m:sty m:val="p"/>
+          </m:rPr>
+          <m:t>)</m:t>
+        </m:r>
+      </m:oMath>
+      <w:r>
+        <w:t xml:space="preserve"> </w:t>
+      </w:r>
+      <w:r>
+        <w:t xml:space="preserve">or</w:t>
+      </w:r>
+      <w:r>
+        <w:t xml:space="preserve"> </w:t>
+      </w:r>
+      <m:oMath>
+        <m:r>
+          <m:rPr>
+            <m:sty m:val="p"/>
+          </m:rPr>
+          <m:t>P</m:t>
+        </m:r>
+        <m:r>
+          <m:rPr>
+            <m:sty m:val="p"/>
+          </m:rPr>
+          <m:t>(</m:t>
+        </m:r>
+        <m:r>
+          <m:rPr>
+            <m:sty m:val="p"/>
+          </m:rPr>
+          <m:t>)</m:t>
+        </m:r>
+      </m:oMath>
       <w:r>
         <w:t xml:space="preserve">,</w:t>
       </w:r>
       <w:r>
         <w:t xml:space="preserve"> </w:t>
       </w:r>
-      <m:oMath>
-        <m:r>
-          <m:t>​</m:t>
-        </m:r>
-        <m:d>
-          <m:dPr>
-            <m:begChr m:val="{"/>
-            <m:sepChr m:val=""/>
-            <m:endChr m:val="}"/>
-            <m:grow/>
-          </m:dPr>
-          <m:e>
-            <m:r>
-              <m:t>2</m:t>
-            </m:r>
-            <m:r>
-              <m:rPr>
-                <m:sty m:val="p"/>
-              </m:rPr>
-              <m:t>,</m:t>
-            </m:r>
-            <m:r>
-              <m:t>4</m:t>
-            </m:r>
-            <m:r>
-              <m:rPr>
-                <m:sty m:val="p"/>
-              </m:rPr>
-              <m:t>,</m:t>
-            </m:r>
-            <m:r>
-              <m:t>6</m:t>
-            </m:r>
-          </m:e>
-        </m:d>
-        <m:r>
-          <m:t>​</m:t>
-        </m:r>
-      </m:oMath>
-      <w:r>
-        <w:t xml:space="preserve">,</w:t>
-      </w:r>
-      <w:r>
-        <w:t xml:space="preserve"> </w:t>
-      </w:r>
-      <w:r>
-        <w:t xml:space="preserve">and</w:t>
-      </w:r>
-      <w:r>
-        <w:t xml:space="preserve"> </w:t>
-      </w:r>
-      <w:r>
-        <w:t xml:space="preserve">“the roll is odd”</w:t>
-      </w:r>
-      <w:r>
-        <w:t xml:space="preserve">,</w:t>
-      </w:r>
-      <w:r>
-        <w:t xml:space="preserve"> </w:t>
-      </w:r>
-      <m:oMath>
-        <m:r>
-          <m:t>​</m:t>
-        </m:r>
-        <m:d>
-          <m:dPr>
-            <m:begChr m:val="{"/>
-            <m:sepChr m:val=""/>
-            <m:endChr m:val="}"/>
-            <m:grow/>
-          </m:dPr>
-          <m:e>
-            <m:r>
-              <m:t>1</m:t>
-            </m:r>
-            <m:r>
-              <m:rPr>
-                <m:sty m:val="p"/>
-              </m:rPr>
-              <m:t>,</m:t>
-            </m:r>
-            <m:r>
-              <m:t>3</m:t>
-            </m:r>
-            <m:r>
-              <m:rPr>
-                <m:sty m:val="p"/>
-              </m:rPr>
-              <m:t>,</m:t>
-            </m:r>
-            <m:r>
-              <m:t>5</m:t>
-            </m:r>
-          </m:e>
-        </m:d>
-        <m:r>
-          <m:t>​</m:t>
-        </m:r>
-      </m:oMath>
-      <w:r>
-        <w:t xml:space="preserve">,</w:t>
-      </w:r>
-      <w:r>
-        <w:t xml:space="preserve"> </w:t>
-      </w:r>
-      <w:r>
-        <w:t xml:space="preserve">are mutually exclusive, and their union is</w:t>
-      </w:r>
-      <w:r>
-        <w:t xml:space="preserve"> </w:t>
-      </w:r>
-      <m:oMath>
-        <m:r>
-          <m:rPr>
-            <m:sty m:val="p"/>
-          </m:rPr>
-          <m:t>Ω</m:t>
-        </m:r>
-      </m:oMath>
-      <w:r>
-        <w:t xml:space="preserve">,</w:t>
-      </w:r>
-      <w:r>
-        <w:t xml:space="preserve"> </w:t>
-      </w:r>
-      <w:r>
-        <w:t xml:space="preserve">so they partition the sample space.</w:t>
-      </w:r>
-      <w:r>
-        <w:t xml:space="preserve"> </w:t>
-      </w:r>
-      <w:r>
-        <w:t xml:space="preserve">So do the six single-outcome events</w:t>
-      </w:r>
-      <w:r>
-        <w:t xml:space="preserve"> </w:t>
-      </w:r>
-      <m:oMath>
-        <m:r>
-          <m:t>​</m:t>
-        </m:r>
-        <m:d>
-          <m:dPr>
-            <m:begChr m:val="{"/>
-            <m:sepChr m:val=""/>
-            <m:endChr m:val="}"/>
-            <m:grow/>
-          </m:dPr>
-          <m:e>
-            <m:r>
-              <m:t>1</m:t>
-            </m:r>
-          </m:e>
-        </m:d>
-        <m:r>
-          <m:t>​</m:t>
-        </m:r>
-        <m:r>
-          <m:rPr>
-            <m:sty m:val="p"/>
-          </m:rPr>
-          <m:t>,</m:t>
-        </m:r>
-        <m:r>
-          <m:t>​</m:t>
-        </m:r>
-        <m:d>
-          <m:dPr>
-            <m:begChr m:val="{"/>
-            <m:sepChr m:val=""/>
-            <m:endChr m:val="}"/>
-            <m:grow/>
-          </m:dPr>
-          <m:e>
-            <m:r>
-              <m:t>2</m:t>
-            </m:r>
-          </m:e>
-        </m:d>
-        <m:r>
-          <m:t>​</m:t>
-        </m:r>
-        <m:r>
-          <m:rPr>
-            <m:sty m:val="p"/>
-          </m:rPr>
-          <m:t>,</m:t>
-        </m:r>
-        <m:r>
-          <m:rPr>
-            <m:sty m:val="p"/>
-          </m:rPr>
-          <m:t>…</m:t>
-        </m:r>
-        <m:r>
-          <m:rPr>
-            <m:sty m:val="p"/>
-          </m:rPr>
-          <m:t>,</m:t>
-        </m:r>
-        <m:r>
-          <m:t>​</m:t>
-        </m:r>
-        <m:d>
-          <m:dPr>
-            <m:begChr m:val="{"/>
-            <m:sepChr m:val=""/>
-            <m:endChr m:val="}"/>
-            <m:grow/>
-          </m:dPr>
-          <m:e>
-            <m:r>
-              <m:t>6</m:t>
-            </m:r>
-          </m:e>
-        </m:d>
-        <m:r>
-          <m:t>​</m:t>
-        </m:r>
-      </m:oMath>
-      <w:r>
-        <w:t xml:space="preserve">.</w:t>
-      </w:r>
-      <w:r>
-        <w:t xml:space="preserve"> </w:t>
-      </w:r>
-      <w:r>
-        <w:t xml:space="preserve">The events</w:t>
-      </w:r>
-      <w:r>
-        <w:t xml:space="preserve"> </w:t>
-      </w:r>
-      <m:oMath>
-        <m:r>
-          <m:t>​</m:t>
-        </m:r>
-        <m:d>
-          <m:dPr>
-            <m:begChr m:val="{"/>
-            <m:sepChr m:val=""/>
-            <m:endChr m:val="}"/>
-            <m:grow/>
-          </m:dPr>
-          <m:e>
-            <m:r>
-              <m:t>1</m:t>
-            </m:r>
-            <m:r>
-              <m:rPr>
-                <m:sty m:val="p"/>
-              </m:rPr>
-              <m:t>,</m:t>
-            </m:r>
-            <m:r>
-              <m:t>2</m:t>
-            </m:r>
-          </m:e>
-        </m:d>
-        <m:r>
-          <m:t>​</m:t>
-        </m:r>
-      </m:oMath>
-      <w:r>
-        <w:t xml:space="preserve"> </w:t>
-      </w:r>
-      <w:r>
-        <w:t xml:space="preserve">and</w:t>
-      </w:r>
-      <w:r>
-        <w:t xml:space="preserve"> </w:t>
-      </w:r>
-      <m:oMath>
-        <m:r>
-          <m:t>​</m:t>
-        </m:r>
-        <m:d>
-          <m:dPr>
-            <m:begChr m:val="{"/>
-            <m:sepChr m:val=""/>
-            <m:endChr m:val="}"/>
-            <m:grow/>
-          </m:dPr>
-          <m:e>
-            <m:r>
-              <m:t>5</m:t>
-            </m:r>
-            <m:r>
-              <m:rPr>
-                <m:sty m:val="p"/>
-              </m:rPr>
-              <m:t>,</m:t>
-            </m:r>
-            <m:r>
-              <m:t>6</m:t>
-            </m:r>
-          </m:e>
-        </m:d>
-        <m:r>
-          <m:t>​</m:t>
-        </m:r>
-      </m:oMath>
-      <w:r>
-        <w:t xml:space="preserve"> </w:t>
-      </w:r>
-      <w:r>
-        <w:t xml:space="preserve">from</w:t>
-      </w:r>
-      <w:r>
-        <w:t xml:space="preserve"> </w:t>
-      </w:r>
-      <w:hyperlink w:anchor="exm-mutually-exclusive">
-        <w:r>
-          <w:rPr>
-            <w:rStyle w:val="Hyperlink"/>
-          </w:rPr>
-          <w:t xml:space="preserve">Example 6</w:t>
-        </w:r>
-      </w:hyperlink>
-      <w:r>
-        <w:t xml:space="preserve"> </w:t>
-      </w:r>
-      <w:r>
-        <w:t xml:space="preserve">do not partition</w:t>
-      </w:r>
-      <w:r>
-        <w:t xml:space="preserve"> </w:t>
-      </w:r>
-      <m:oMath>
-        <m:r>
-          <m:rPr>
-            <m:sty m:val="p"/>
-          </m:rPr>
-          <m:t>Ω</m:t>
-        </m:r>
-      </m:oMath>
-      <w:r>
-        <w:t xml:space="preserve">: their union leaves out 3 and 4.</w:t>
-      </w:r>
-    </w:p>
-    <w:bookmarkEnd w:id="31"/>
-    <w:bookmarkStart w:id="33" w:name="def-probability"/>
-    <w:p>
-      <w:pPr>
-        <w:pStyle w:val="BodyText"/>
-      </w:pPr>
-      <w:r>
-        <w:rPr>
-          <w:b/>
-          <w:bCs/>
-        </w:rPr>
-        <w:t xml:space="preserve">Definition 8 (Probability measure)</w:t>
-      </w:r>
-      <w:r>
-        <w:t xml:space="preserve"> </w:t>
-      </w:r>
-      <w:r>
-        <w:t xml:space="preserve">A</w:t>
-      </w:r>
-      <w:r>
-        <w:t xml:space="preserve"> </w:t>
-      </w:r>
-      <w:r>
-        <w:rPr>
-          <w:b/>
-          <w:bCs/>
-        </w:rPr>
-        <w:t xml:space="preserve">probability measure</w:t>
-      </w:r>
-      <w:r>
-        <w:t xml:space="preserve"> </w:t>
-      </w:r>
-      <w:r>
-        <w:t xml:space="preserve">on a</w:t>
-      </w:r>
-      <w:r>
-        <w:t xml:space="preserve"> </w:t>
-      </w:r>
-      <w:hyperlink w:anchor="def-sample-space">
-        <w:r>
-          <w:rPr>
-            <w:rStyle w:val="Hyperlink"/>
-          </w:rPr>
-          <w:t xml:space="preserve">sample space</w:t>
-        </w:r>
-      </w:hyperlink>
-      <w:r>
-        <w:t xml:space="preserve"> </w:t>
-      </w:r>
-      <m:oMath>
-        <m:r>
-          <m:rPr>
-            <m:sty m:val="p"/>
-          </m:rPr>
-          <m:t>Ω</m:t>
-        </m:r>
-      </m:oMath>
-      <w:r>
-        <w:t xml:space="preserve">,</w:t>
-      </w:r>
-      <w:r>
-        <w:t xml:space="preserve"> </w:t>
-      </w:r>
-      <w:r>
-        <w:t xml:space="preserve">often denoted</w:t>
-      </w:r>
-      <w:r>
-        <w:t xml:space="preserve"> </w:t>
-      </w:r>
-      <m:oMath>
-        <m:r>
-          <m:rPr>
-            <m:sty m:val="p"/>
-          </m:rPr>
-          <m:t>Pr</m:t>
-        </m:r>
-        <m:r>
-          <m:rPr>
-            <m:sty m:val="p"/>
-          </m:rPr>
-          <m:t>(</m:t>
-        </m:r>
-        <m:r>
-          <m:rPr>
-            <m:sty m:val="p"/>
-          </m:rPr>
-          <m:t>)</m:t>
-        </m:r>
-      </m:oMath>
-      <w:r>
-        <w:t xml:space="preserve"> </w:t>
-      </w:r>
-      <w:r>
-        <w:t xml:space="preserve">or</w:t>
-      </w:r>
-      <w:r>
-        <w:t xml:space="preserve"> </w:t>
-      </w:r>
-      <m:oMath>
-        <m:r>
-          <m:rPr>
-            <m:sty m:val="p"/>
-          </m:rPr>
-          <m:t>P</m:t>
-        </m:r>
-        <m:r>
-          <m:rPr>
-            <m:sty m:val="p"/>
-          </m:rPr>
-          <m:t>(</m:t>
-        </m:r>
-        <m:r>
-          <m:rPr>
-            <m:sty m:val="p"/>
-          </m:rPr>
-          <m:t>)</m:t>
-        </m:r>
-      </m:oMath>
-      <w:r>
-        <w:t xml:space="preserve">,</w:t>
-      </w:r>
-      <w:r>
-        <w:t xml:space="preserve"> </w:t>
-      </w:r>
       <w:r>
         <w:t xml:space="preserve">is a</w:t>
       </w:r>
       <w:r>
         <w:t xml:space="preserve"> </w:t>
       </w:r>
-      <w:hyperlink r:id="rId32">
+      <w:hyperlink r:id="rId33">
         <w:r>
           <w:rPr>
             <w:rStyle w:val="Hyperlink"/>
@@ -3273,7 +3365,7 @@
         </m:oMath>
       </m:oMathPara>
     </w:p>
-    <w:bookmarkEnd w:id="33"/>
+    <w:bookmarkEnd w:id="34"/>
     <w:p>
       <w:pPr>
         <w:pStyle w:val="FirstParagraph"/>
@@ -3317,7 +3409,7 @@
         <w:t xml:space="preserve">The two names mean the same thing.</w:t>
       </w:r>
     </w:p>
-    <w:bookmarkStart w:id="35" w:name="exm-probability"/>
+    <w:bookmarkStart w:id="36" w:name="exm-probability"/>
     <w:p>
       <w:pPr>
         <w:pStyle w:val="BodyText"/>
@@ -3567,7 +3659,7 @@
       <w:r>
         <w:t xml:space="preserve">(</w:t>
       </w:r>
-      <w:hyperlink r:id="rId34">
+      <w:hyperlink r:id="rId35">
         <w:r>
           <w:rPr>
             <w:rStyle w:val="Hyperlink"/>
@@ -3587,7 +3679,7 @@
       <w:r>
         <w:t xml:space="preserve"> </w:t>
       </w:r>
-      <w:hyperlink r:id="rId32">
+      <w:hyperlink r:id="rId33">
         <w:r>
           <w:rPr>
             <w:rStyle w:val="Hyperlink"/>
@@ -3861,8 +3953,8 @@
         </m:oMath>
       </m:oMathPara>
     </w:p>
-    <w:bookmarkEnd w:id="35"/>
-    <w:bookmarkStart w:id="37" w:name="cor-probability-finitely-additive"/>
+    <w:bookmarkEnd w:id="36"/>
+    <w:bookmarkStart w:id="38" w:name="cor-probability-finitely-additive"/>
     <w:p>
       <w:pPr>
         <w:pStyle w:val="FirstParagraph"/>
@@ -3900,7 +3992,7 @@
       <w:r>
         <w:t xml:space="preserve"> </w:t>
       </w:r>
-      <w:hyperlink r:id="rId36">
+      <w:hyperlink r:id="rId37">
         <w:r>
           <w:rPr>
             <w:rStyle w:val="Hyperlink"/>
@@ -4122,7 +4214,7 @@
         </m:oMath>
       </m:oMathPara>
     </w:p>
-    <w:bookmarkEnd w:id="37"/>
+    <w:bookmarkEnd w:id="38"/>
     <w:p>
       <w:pPr>
         <w:pStyle w:val="FirstParagraph"/>
@@ -4160,7 +4252,7 @@
       <w:r>
         <w:t xml:space="preserve"> </w:t>
       </w:r>
-      <w:hyperlink r:id="rId38">
+      <w:hyperlink r:id="rId39">
         <w:r>
           <w:rPr>
             <w:rStyle w:val="Hyperlink"/>
@@ -4175,7 +4267,7 @@
         <w:t xml:space="preserve">applies to it.</w:t>
       </w:r>
     </w:p>
-    <w:bookmarkStart w:id="39" w:name="thm-continuity-probability"/>
+    <w:bookmarkStart w:id="40" w:name="thm-continuity-probability"/>
     <w:p>
       <w:pPr>
         <w:pStyle w:val="BodyText"/>
@@ -4401,7 +4493,7 @@
         </m:oMath>
       </m:oMathPara>
     </w:p>
-    <w:bookmarkEnd w:id="39"/>
+    <w:bookmarkEnd w:id="40"/>
     <w:p>
       <w:pPr>
         <w:pStyle w:val="FirstParagraph"/>
@@ -4673,7 +4765,7 @@
       <w:r>
         <w:t xml:space="preserve"> </w:t>
       </w:r>
-      <w:hyperlink r:id="rId40">
+      <w:hyperlink r:id="rId41">
         <w:r>
           <w:rPr>
             <w:rStyle w:val="Hyperlink"/>
@@ -7197,7 +7289,7 @@
         <w:t xml:space="preserve">valid.</w:t>
       </w:r>
     </w:p>
-    <w:bookmarkStart w:id="42" w:name="thm-kolmogorov-axioms"/>
+    <w:bookmarkStart w:id="43" w:name="thm-kolmogorov-axioms"/>
     <w:p>
       <w:pPr>
         <w:pStyle w:val="BodyText"/>
@@ -7467,7 +7559,7 @@
       <w:r>
         <w:t xml:space="preserve"> </w:t>
       </w:r>
-      <w:hyperlink r:id="rId41">
+      <w:hyperlink r:id="rId42">
         <w:r>
           <w:rPr>
             <w:rStyle w:val="Hyperlink"/>
@@ -7702,7 +7794,7 @@
         </m:oMath>
       </m:oMathPara>
     </w:p>
-    <w:bookmarkEnd w:id="42"/>
+    <w:bookmarkEnd w:id="43"/>
     <w:p>
       <w:pPr>
         <w:pStyle w:val="FirstParagraph"/>
@@ -7746,7 +7838,7 @@
       <w:r>
         <w:t xml:space="preserve"> </w:t>
       </w:r>
-      <w:hyperlink r:id="rId32">
+      <w:hyperlink r:id="rId33">
         <w:r>
           <w:rPr>
             <w:rStyle w:val="Hyperlink"/>
@@ -7760,7 +7852,7 @@
       <w:r>
         <w:t xml:space="preserve"> </w:t>
       </w:r>
-      <w:hyperlink r:id="rId43">
+      <w:hyperlink r:id="rId44">
         <w:r>
           <w:rPr>
             <w:rStyle w:val="Hyperlink"/>
@@ -7988,7 +8080,7 @@
       <w:r>
         <w:t xml:space="preserve"> </w:t>
       </w:r>
-      <w:hyperlink r:id="rId41">
+      <w:hyperlink r:id="rId42">
         <w:r>
           <w:rPr>
             <w:rStyle w:val="Hyperlink"/>
@@ -8008,7 +8100,7 @@
       <w:r>
         <w:t xml:space="preserve"> </w:t>
       </w:r>
-      <w:hyperlink r:id="rId44">
+      <w:hyperlink r:id="rId45">
         <w:r>
           <w:rPr>
             <w:rStyle w:val="Hyperlink"/>
@@ -8170,7 +8262,7 @@
       <w:r>
         <w:t xml:space="preserve"> </w:t>
       </w:r>
-      <w:hyperlink r:id="rId32">
+      <w:hyperlink r:id="rId33">
         <w:r>
           <w:rPr>
             <w:rStyle w:val="Hyperlink"/>
@@ -8324,7 +8416,7 @@
       <w:r>
         <w:t xml:space="preserve"> </w:t>
       </w:r>
-      <w:hyperlink r:id="rId45">
+      <w:hyperlink r:id="rId46">
         <w:r>
           <w:rPr>
             <w:rStyle w:val="Hyperlink"/>
@@ -8389,7 +8481,7 @@
         <w:t xml:space="preserve">the proof above derives it.</w:t>
       </w:r>
     </w:p>
-    <w:bookmarkStart w:id="46" w:name="thm-prob-subset"/>
+    <w:bookmarkStart w:id="47" w:name="thm-prob-subset"/>
     <w:p>
       <w:pPr>
         <w:pStyle w:val="BodyText"/>
@@ -8521,7 +8613,7 @@
         <w:t xml:space="preserve">.</w:t>
       </w:r>
     </w:p>
-    <w:bookmarkEnd w:id="46"/>
+    <w:bookmarkEnd w:id="47"/>
     <w:p>
       <w:pPr>
         <w:pStyle w:val="BodyText"/>
@@ -8685,7 +8777,7 @@
         <w:t xml:space="preserve">.</w:t>
       </w:r>
     </w:p>
-    <w:bookmarkStart w:id="47" w:name="thm-total-prob-1"/>
+    <w:bookmarkStart w:id="48" w:name="thm-total-prob-1"/>
     <w:p>
       <w:pPr>
         <w:pStyle w:val="BodyText"/>
@@ -8821,7 +8913,7 @@
         </m:oMath>
       </m:oMathPara>
     </w:p>
-    <w:bookmarkEnd w:id="47"/>
+    <w:bookmarkEnd w:id="48"/>
     <w:p>
       <w:pPr>
         <w:pStyle w:val="FirstParagraph"/>
@@ -9128,7 +9220,7 @@
         </m:oMath>
       </m:oMathPara>
     </w:p>
-    <w:bookmarkStart w:id="48" w:name="cor-p-neg0"/>
+    <w:bookmarkStart w:id="49" w:name="cor-p-neg0"/>
     <w:p>
       <w:pPr>
         <w:pStyle w:val="FirstParagraph"/>
@@ -9233,7 +9325,7 @@
         </m:oMath>
       </m:oMathPara>
     </w:p>
-    <w:bookmarkEnd w:id="48"/>
+    <w:bookmarkEnd w:id="49"/>
     <w:p>
       <w:pPr>
         <w:pStyle w:val="FirstParagraph"/>
@@ -9298,7 +9390,7 @@
         <w:t xml:space="preserve">.</w:t>
       </w:r>
     </w:p>
-    <w:bookmarkStart w:id="49" w:name="cor-p-neg"/>
+    <w:bookmarkStart w:id="50" w:name="cor-p-neg"/>
     <w:p>
       <w:pPr>
         <w:pStyle w:val="BodyText"/>
@@ -9458,7 +9550,7 @@
         </m:oMath>
       </m:oMathPara>
     </w:p>
-    <w:bookmarkEnd w:id="49"/>
+    <w:bookmarkEnd w:id="50"/>
     <w:p>
       <w:pPr>
         <w:pStyle w:val="FirstParagraph"/>
@@ -9642,7 +9734,7 @@
         </m:oMath>
       </m:oMathPara>
     </w:p>
-    <w:bookmarkStart w:id="50" w:name="exm-p-neg"/>
+    <w:bookmarkStart w:id="51" w:name="exm-p-neg"/>
     <w:p>
       <w:pPr>
         <w:pStyle w:val="FirstParagraph"/>
@@ -9772,8 +9864,8 @@
         <w:t xml:space="preserve">.</w:t>
       </w:r>
     </w:p>
-    <w:bookmarkEnd w:id="50"/>
-    <w:bookmarkStart w:id="52" w:name="def-random-choice"/>
+    <w:bookmarkEnd w:id="51"/>
+    <w:bookmarkStart w:id="53" w:name="def-random-choice"/>
     <w:p>
       <w:pPr>
         <w:pStyle w:val="BodyText"/>
@@ -9808,7 +9900,7 @@
       <w:r>
         <w:t xml:space="preserve"> </w:t>
       </w:r>
-      <w:hyperlink r:id="rId32">
+      <w:hyperlink r:id="rId33">
         <w:r>
           <w:rPr>
             <w:rStyle w:val="Hyperlink"/>
@@ -9993,7 +10085,7 @@
       <w:r>
         <w:t xml:space="preserve"> </w:t>
       </w:r>
-      <w:hyperlink r:id="rId51">
+      <w:hyperlink r:id="rId52">
         <w:r>
           <w:rPr>
             <w:rStyle w:val="Hyperlink"/>
@@ -10019,8 +10111,8 @@
         <w:t xml:space="preserve">.</w:t>
       </w:r>
     </w:p>
-    <w:bookmarkEnd w:id="52"/>
-    <w:bookmarkStart w:id="54" w:name="exm-random-choice-sets"/>
+    <w:bookmarkEnd w:id="53"/>
+    <w:bookmarkStart w:id="55" w:name="exm-random-choice-sets"/>
     <w:p>
       <w:pPr>
         <w:pStyle w:val="BodyText"/>
@@ -10106,7 +10198,7 @@
       <w:r>
         <w:t xml:space="preserve"> </w:t>
       </w:r>
-      <w:hyperlink r:id="rId34">
+      <w:hyperlink r:id="rId35">
         <w:r>
           <w:rPr>
             <w:rStyle w:val="Hyperlink"/>
@@ -10457,7 +10549,7 @@
       <w:r>
         <w:t xml:space="preserve"> </w:t>
       </w:r>
-      <w:hyperlink r:id="rId53">
+      <w:hyperlink r:id="rId54">
         <m:oMath>
           <m:r>
             <m:rPr>
@@ -10522,8 +10614,8 @@
         <w:t xml:space="preserve">so they have no choice at random in this sense.</w:t>
       </w:r>
     </w:p>
-    <w:bookmarkEnd w:id="54"/>
-    <w:bookmarkStart w:id="55" w:name="exm-random-choice-auto"/>
+    <w:bookmarkEnd w:id="55"/>
+    <w:bookmarkStart w:id="56" w:name="exm-random-choice-auto"/>
     <w:p>
       <w:pPr>
         <w:pStyle w:val="BodyText"/>
@@ -10822,9 +10914,9 @@
         <w:t xml:space="preserve">#&gt; [1] 0.5076531</w:t>
       </w:r>
     </w:p>
-    <w:bookmarkEnd w:id="55"/>
     <w:bookmarkEnd w:id="56"/>
-    <w:bookmarkStart w:id="79" w:name="conditional-probability"/>
+    <w:bookmarkEnd w:id="57"/>
+    <w:bookmarkStart w:id="80" w:name="conditional-probability"/>
     <w:p>
       <w:pPr>
         <w:pStyle w:val="Heading2"/>
@@ -10833,7 +10925,7 @@
         <w:t xml:space="preserve">2 Conditional probability</w:t>
       </w:r>
     </w:p>
-    <w:bookmarkStart w:id="57" w:name="def-conditional-prob"/>
+    <w:bookmarkStart w:id="58" w:name="def-conditional-prob"/>
     <w:p>
       <w:pPr>
         <w:pStyle w:val="FirstParagraph"/>
@@ -11130,7 +11222,7 @@
         </m:oMath>
       </m:oMathPara>
     </w:p>
-    <w:bookmarkEnd w:id="57"/>
+    <w:bookmarkEnd w:id="58"/>
     <w:p>
       <w:pPr>
         <w:pStyle w:val="FirstParagraph"/>
@@ -11262,7 +11354,7 @@
         <w:t xml:space="preserve">.</w:t>
       </w:r>
     </w:p>
-    <w:bookmarkStart w:id="58" w:name="exm-conditional-prob"/>
+    <w:bookmarkStart w:id="59" w:name="exm-conditional-prob"/>
     <w:p>
       <w:pPr>
         <w:pStyle w:val="BodyText"/>
@@ -11666,8 +11758,8 @@
         </m:oMath>
       </m:oMathPara>
     </w:p>
-    <w:bookmarkEnd w:id="58"/>
-    <w:bookmarkStart w:id="59" w:name="thm-law-conditional-prob"/>
+    <w:bookmarkEnd w:id="59"/>
+    <w:bookmarkStart w:id="60" w:name="thm-law-conditional-prob"/>
     <w:p>
       <w:pPr>
         <w:pStyle w:val="FirstParagraph"/>
@@ -11857,7 +11949,7 @@
         </m:oMath>
       </m:oMathPara>
     </w:p>
-    <w:bookmarkEnd w:id="59"/>
+    <w:bookmarkEnd w:id="60"/>
     <w:p>
       <w:pPr>
         <w:pStyle w:val="FirstParagraph"/>
@@ -12157,7 +12249,7 @@
         </m:oMath>
       </m:oMathPara>
     </w:p>
-    <w:bookmarkStart w:id="60" w:name="exm-law-conditional-prob"/>
+    <w:bookmarkStart w:id="61" w:name="exm-law-conditional-prob"/>
     <w:p>
       <w:pPr>
         <w:pStyle w:val="FirstParagraph"/>
@@ -12489,8 +12581,8 @@
         </m:oMath>
       </m:oMathPara>
     </w:p>
-    <w:bookmarkEnd w:id="60"/>
-    <w:bookmarkStart w:id="61" w:name="thm-total-prob"/>
+    <w:bookmarkEnd w:id="61"/>
+    <w:bookmarkStart w:id="62" w:name="thm-total-prob"/>
     <w:p>
       <w:pPr>
         <w:pStyle w:val="FirstParagraph"/>
@@ -12809,7 +12901,7 @@
         </m:oMath>
       </m:oMathPara>
     </w:p>
-    <w:bookmarkEnd w:id="61"/>
+    <w:bookmarkEnd w:id="62"/>
     <w:p>
       <w:pPr>
         <w:pStyle w:val="FirstParagraph"/>
@@ -12983,7 +13075,7 @@
       <w:r>
         <w:t xml:space="preserve"> </w:t>
       </w:r>
-      <w:hyperlink r:id="rId41">
+      <w:hyperlink r:id="rId42">
         <w:r>
           <w:rPr>
             <w:rStyle w:val="Hyperlink"/>
@@ -13332,7 +13424,7 @@
         </m:oMath>
       </m:oMathPara>
     </w:p>
-    <w:bookmarkStart w:id="62" w:name="thm-bayes"/>
+    <w:bookmarkStart w:id="63" w:name="thm-bayes"/>
     <w:p>
       <w:pPr>
         <w:pStyle w:val="FirstParagraph"/>
@@ -13593,7 +13685,7 @@
         </m:oMath>
       </m:oMathPara>
     </w:p>
-    <w:bookmarkEnd w:id="62"/>
+    <w:bookmarkEnd w:id="63"/>
     <w:p>
       <w:pPr>
         <w:pStyle w:val="FirstParagraph"/>
@@ -14040,7 +14132,7 @@
         </m:oMath>
       </m:oMathPara>
     </w:p>
-    <w:bookmarkStart w:id="63" w:name="exm-bayes"/>
+    <w:bookmarkStart w:id="64" w:name="exm-bayes"/>
     <w:p>
       <w:pPr>
         <w:pStyle w:val="FirstParagraph"/>
@@ -15082,8 +15174,8 @@
         <w:t xml:space="preserve">because the disease prevalence is relatively low (7%).</w:t>
       </w:r>
     </w:p>
-    <w:bookmarkEnd w:id="63"/>
-    <w:bookmarkStart w:id="64" w:name="exr-bayes"/>
+    <w:bookmarkEnd w:id="64"/>
+    <w:bookmarkStart w:id="65" w:name="exr-bayes"/>
     <w:p>
       <w:pPr>
         <w:pStyle w:val="BodyText"/>
@@ -15421,8 +15513,8 @@
         <w:t xml:space="preserve">, and none of them jointly.</w:t>
       </w:r>
     </w:p>
-    <w:bookmarkEnd w:id="64"/>
-    <w:bookmarkStart w:id="66" w:name="sol-bayes"/>
+    <w:bookmarkEnd w:id="65"/>
+    <w:bookmarkStart w:id="67" w:name="sol-bayes"/>
     <w:p>
       <w:pPr>
         <w:pStyle w:val="BodyText"/>
@@ -15736,7 +15828,7 @@
       <w:pPr>
         <w:pStyle w:val="BodyText"/>
       </w:pPr>
-      <w:bookmarkStart w:id="65" w:name="eq-bayes"/>
+      <w:bookmarkStart w:id="66" w:name="eq-bayes"/>
       <m:oMathPara>
         <m:oMathParaPr>
           <m:jc m:val="center"/>
@@ -15882,7 +15974,7 @@
           </m:r>
         </m:oMath>
       </m:oMathPara>
-      <w:bookmarkEnd w:id="65"/>
+      <w:bookmarkEnd w:id="66"/>
     </w:p>
     <w:p>
       <w:pPr>
@@ -16463,8 +16555,8 @@
         <w:t xml:space="preserve">decreases it.</w:t>
       </w:r>
     </w:p>
-    <w:bookmarkEnd w:id="66"/>
-    <w:bookmarkStart w:id="67" w:name="exr-base-rate"/>
+    <w:bookmarkEnd w:id="67"/>
+    <w:bookmarkStart w:id="68" w:name="exr-base-rate"/>
     <w:p>
       <w:pPr>
         <w:pStyle w:val="BodyText"/>
@@ -16569,8 +16661,8 @@
         <w:t xml:space="preserve">.</w:t>
       </w:r>
     </w:p>
-    <w:bookmarkEnd w:id="67"/>
-    <w:bookmarkStart w:id="68" w:name="sol-base-rate"/>
+    <w:bookmarkEnd w:id="68"/>
+    <w:bookmarkStart w:id="69" w:name="sol-base-rate"/>
     <w:p>
       <w:pPr>
         <w:pStyle w:val="BodyText"/>
@@ -17535,7 +17627,7 @@
         <w:t xml:space="preserve">and it illustrates why raw accuracy can be misleading on rare events.</w:t>
       </w:r>
     </w:p>
-    <w:bookmarkEnd w:id="68"/>
+    <w:bookmarkEnd w:id="69"/>
     <w:tbl>
       <w:tblPr>
         <w:tblStyle w:val="Table"/>
@@ -17577,18 +17669,18 @@
                 <wp:inline>
                   <wp:extent cx="152400" cy="152400"/>
                   <wp:effectExtent b="0" l="0" r="0" t="0"/>
-                  <wp:docPr descr="" title="" id="70" name="Picture"/>
+                  <wp:docPr descr="" title="" id="71" name="Picture"/>
                   <a:graphic>
                     <a:graphicData uri="http://schemas.openxmlformats.org/drawingml/2006/picture">
                       <pic:pic>
                         <pic:nvPicPr>
-                          <pic:cNvPr descr="/opt/quarto/share/formats/docx/tip.png" id="71" name="Picture"/>
+                          <pic:cNvPr descr="/opt/quarto/share/formats/docx/tip.png" id="72" name="Picture"/>
                           <pic:cNvPicPr>
                             <a:picLocks noChangeArrowheads="1" noChangeAspect="1"/>
                           </pic:cNvPicPr>
                         </pic:nvPicPr>
                         <pic:blipFill>
-                          <a:blip r:embed="rId69"/>
+                          <a:blip r:embed="rId70"/>
                           <a:stretch>
                             <a:fillRect/>
                           </a:stretch>
@@ -17650,7 +17742,7 @@
             <w:r>
               <w:t xml:space="preserve"> </w:t>
             </w:r>
-            <w:hyperlink r:id="rId72">
+            <w:hyperlink r:id="rId73">
               <w:r>
                 <w:rPr>
                   <w:rStyle w:val="Hyperlink"/>
@@ -17694,7 +17786,7 @@
             <w:r>
               <w:t xml:space="preserve"> </w:t>
             </w:r>
-            <w:hyperlink r:id="rId73">
+            <w:hyperlink r:id="rId74">
               <w:r>
                 <w:rPr>
                   <w:rStyle w:val="Hyperlink"/>
@@ -17759,18 +17851,18 @@
                 <wp:inline>
                   <wp:extent cx="152400" cy="152400"/>
                   <wp:effectExtent b="0" l="0" r="0" t="0"/>
-                  <wp:docPr descr="" title="" id="74" name="Picture"/>
+                  <wp:docPr descr="" title="" id="75" name="Picture"/>
                   <a:graphic>
                     <a:graphicData uri="http://schemas.openxmlformats.org/drawingml/2006/picture">
                       <pic:pic>
                         <pic:nvPicPr>
-                          <pic:cNvPr descr="/opt/quarto/share/formats/docx/tip.png" id="75" name="Picture"/>
+                          <pic:cNvPr descr="/opt/quarto/share/formats/docx/tip.png" id="76" name="Picture"/>
                           <pic:cNvPicPr>
                             <a:picLocks noChangeArrowheads="1" noChangeAspect="1"/>
                           </pic:cNvPicPr>
                         </pic:nvPicPr>
                         <pic:blipFill>
-                          <a:blip r:embed="rId69"/>
+                          <a:blip r:embed="rId70"/>
                           <a:stretch>
                             <a:fillRect/>
                           </a:stretch>
@@ -17832,7 +17924,7 @@
             <w:r>
               <w:t xml:space="preserve"> </w:t>
             </w:r>
-            <w:hyperlink r:id="rId76">
+            <w:hyperlink r:id="rId77">
               <w:r>
                 <w:rPr>
                   <w:rStyle w:val="Hyperlink"/>
@@ -17882,7 +17974,7 @@
       <w:r>
         <w:t xml:space="preserve"> </w:t>
       </w:r>
-      <w:hyperlink r:id="rId77">
+      <w:hyperlink r:id="rId78">
         <w:r>
           <w:rPr>
             <w:rStyle w:val="Hyperlink"/>
@@ -17899,7 +17991,7 @@
       <w:r>
         <w:t xml:space="preserve"> </w:t>
       </w:r>
-      <w:hyperlink r:id="rId78">
+      <w:hyperlink r:id="rId79">
         <w:r>
           <w:rPr>
             <w:rStyle w:val="Hyperlink"/>
@@ -17911,8 +18003,8 @@
         <w:t xml:space="preserve">.</w:t>
       </w:r>
     </w:p>
-    <w:bookmarkEnd w:id="79"/>
-    <w:bookmarkStart w:id="90" w:name="references"/>
+    <w:bookmarkEnd w:id="80"/>
+    <w:bookmarkStart w:id="91" w:name="references"/>
     <w:p>
       <w:pPr>
         <w:pStyle w:val="Heading2"/>
@@ -17921,8 +18013,8 @@
         <w:t xml:space="preserve">References</w:t>
       </w:r>
     </w:p>
-    <w:bookmarkStart w:id="89" w:name="refs"/>
-    <w:bookmarkStart w:id="81" w:name="ref-fiveminuteai_probstat"/>
+    <w:bookmarkStart w:id="90" w:name="refs"/>
+    <w:bookmarkStart w:id="82" w:name="ref-fiveminuteai_probstat"/>
     <w:p>
       <w:pPr>
         <w:pStyle w:val="Bibliography"/>
@@ -17946,7 +18038,7 @@
       <w:r>
         <w:t xml:space="preserve"> </w:t>
       </w:r>
-      <w:hyperlink r:id="rId80">
+      <w:hyperlink r:id="rId81">
         <w:r>
           <w:rPr>
             <w:rStyle w:val="Hyperlink"/>
@@ -17958,8 +18050,8 @@
         <w:t xml:space="preserve">.</w:t>
       </w:r>
     </w:p>
-    <w:bookmarkEnd w:id="81"/>
-    <w:bookmarkStart w:id="83" w:name="ref-CaseBerg01"/>
+    <w:bookmarkEnd w:id="82"/>
+    <w:bookmarkStart w:id="84" w:name="ref-CaseBerg01"/>
     <w:p>
       <w:pPr>
         <w:pStyle w:val="Bibliography"/>
@@ -17983,7 +18075,7 @@
       <w:r>
         <w:t xml:space="preserve"> </w:t>
       </w:r>
-      <w:hyperlink r:id="rId82">
+      <w:hyperlink r:id="rId83">
         <w:r>
           <w:rPr>
             <w:rStyle w:val="Hyperlink"/>
@@ -17995,8 +18087,8 @@
         <w:t xml:space="preserve">.</w:t>
       </w:r>
     </w:p>
-    <w:bookmarkEnd w:id="83"/>
-    <w:bookmarkStart w:id="84" w:name="ref-hutchinson2024data471"/>
+    <w:bookmarkEnd w:id="84"/>
+    <w:bookmarkStart w:id="85" w:name="ref-hutchinson2024data471"/>
     <w:p>
       <w:pPr>
         <w:pStyle w:val="Bibliography"/>
@@ -18032,8 +18124,8 @@
         <w:t xml:space="preserve">. Western Washington University.</w:t>
       </w:r>
     </w:p>
-    <w:bookmarkEnd w:id="84"/>
-    <w:bookmarkStart w:id="86" w:name="ref-hutchinson_wwu_ml_videos"/>
+    <w:bookmarkEnd w:id="85"/>
+    <w:bookmarkStart w:id="87" w:name="ref-hutchinson_wwu_ml_videos"/>
     <w:p>
       <w:pPr>
         <w:pStyle w:val="Bibliography"/>
@@ -18099,7 +18191,7 @@
       <w:r>
         <w:t xml:space="preserve"> </w:t>
       </w:r>
-      <w:hyperlink r:id="rId85">
+      <w:hyperlink r:id="rId86">
         <w:r>
           <w:rPr>
             <w:rStyle w:val="Hyperlink"/>
@@ -18111,8 +18203,8 @@
         <w:t xml:space="preserve">.</w:t>
       </w:r>
     </w:p>
-    <w:bookmarkEnd w:id="86"/>
-    <w:bookmarkStart w:id="88" w:name="ref-ross-probsim"/>
+    <w:bookmarkEnd w:id="87"/>
+    <w:bookmarkStart w:id="89" w:name="ref-ross-probsim"/>
     <w:p>
       <w:pPr>
         <w:pStyle w:val="Bibliography"/>
@@ -18136,7 +18228,7 @@
       <w:r>
         <w:t xml:space="preserve"> </w:t>
       </w:r>
-      <w:hyperlink r:id="rId87">
+      <w:hyperlink r:id="rId88">
         <w:r>
           <w:rPr>
             <w:rStyle w:val="Hyperlink"/>
@@ -18148,9 +18240,9 @@
         <w:t xml:space="preserve">.</w:t>
       </w:r>
     </w:p>
-    <w:bookmarkEnd w:id="88"/>
     <w:bookmarkEnd w:id="89"/>
     <w:bookmarkEnd w:id="90"/>
+    <w:bookmarkEnd w:id="91"/>
     <w:sectPr>
       <w:footnotePr>
         <w:numRestart w:val="eachSect"/>

--- a/pr-preview/pr-121/probability-basics-tracked-changes.docx
+++ b/pr-preview/pr-121/probability-basics-tracked-changes.docx
@@ -16,7 +16,7 @@
       </w:pPr>
       <w:del w:id="1" w:author="PR Preview" w:date="2026-01-01T00:00:00Z">
         <w:r>
-          <w:delText xml:space="preserve">Last modified: 2026-10-13 22:20:35 (PDT)</w:delText>
+          <w:delText xml:space="preserve">Last modified: 2026-10-13 22:27:16 (PDT)</w:delText>
         </w:r>
       </w:del>
     </w:p>
@@ -26,7 +26,7 @@
       </w:pPr>
       <w:ins w:id="2" w:author="PR Preview" w:date="2026-01-01T00:00:00Z">
         <w:r>
-          <w:t xml:space="preserve">Last modified: 2026-10-13 22:26:00 (PDT)</w:t>
+          <w:t xml:space="preserve">Last modified: 2026-10-13 22:32:51 (PDT)</w:t>
         </w:r>
       </w:ins>
     </w:p>
@@ -2576,117 +2576,39 @@
       <w:pPr>
         <w:pStyle w:val="FirstParagraph"/>
       </w:pPr>
-      <w:del w:id="3" w:author="PR Preview" w:date="2026-01-01T00:00:00Z">
-        <w:r>
-          <w:delText xml:space="preserve">A partition of the</w:delText>
-        </w:r>
-      </w:del>
-      <w:del w:id="4" w:author="PR Preview" w:date="2026-01-01T00:00:00Z">
-        <w:r>
-          <w:delText xml:space="preserve"> </w:delText>
-        </w:r>
-      </w:del>
+      <w:r>
+        <w:rPr>
+          <w:i/>
+          <w:iCs/>
+        </w:rPr>
+        <w:t xml:space="preserve">Remark 1</w:t>
+      </w:r>
+      <w:r>
+        <w:t xml:space="preserve"> (A partition of the sample space). </w:t>
+      </w:r>
+      <w:r>
+        <w:t xml:space="preserve">A partition of the</w:t>
+      </w:r>
+      <w:r>
+        <w:t xml:space="preserve"> </w:t>
+      </w:r>
       <w:hyperlink w:anchor="def-sample-space">
-        <w:del w:id="5" w:author="PR Preview" w:date="2026-01-01T00:00:00Z">
-          <w:r>
-            <w:rPr>
-              <w:rStyle w:val="Hyperlink"/>
-            </w:rPr>
-            <w:delText xml:space="preserve">sample space</w:delText>
-          </w:r>
-        </w:del>
-      </w:hyperlink>
-      <w:del w:id="6" w:author="PR Preview" w:date="2026-01-01T00:00:00Z">
-        <w:r>
-          <w:delText xml:space="preserve"> </w:delText>
-        </w:r>
-      </w:del>
-      <w:del w:id="7" w:author="PR Preview" w:date="2026-01-01T00:00:00Z">
-        <w:r>
-          <w:delText xml:space="preserve">is the case</w:delText>
-        </w:r>
-      </w:del>
-      <w:del w:id="8" w:author="PR Preview" w:date="2026-01-01T00:00:00Z">
-        <w:r>
-          <w:delText xml:space="preserve"> </w:delText>
-        </w:r>
-      </w:del>
-      <m:oMath>
-        <m:r>
-          <m:t>A</m:t>
-        </m:r>
-        <m:r>
-          <m:rPr>
-            <m:sty m:val="p"/>
-          </m:rPr>
-          <m:t>=</m:t>
-        </m:r>
-        <m:r>
-          <m:rPr>
-            <m:sty m:val="p"/>
-          </m:rPr>
-          <m:t>Ω</m:t>
-        </m:r>
-      </m:oMath>
-      <w:del w:id="9" w:author="PR Preview" w:date="2026-01-01T00:00:00Z">
-        <w:r>
-          <w:delText xml:space="preserve">.</w:delText>
-        </w:r>
-      </w:del>
-    </w:p>
-    <w:p>
-      <w:pPr>
-        <w:pStyle w:val="FirstParagraph"/>
-      </w:pPr>
-      <w:ins w:id="10" w:author="PR Preview" w:date="2026-01-01T00:00:00Z">
         <w:r>
           <w:rPr>
-            <w:i/>
-            <w:iCs/>
+            <w:rStyle w:val="Hyperlink"/>
           </w:rPr>
-          <w:t xml:space="preserve">Remark 1</w:t>
+          <w:t xml:space="preserve">sample space</w:t>
         </w:r>
-      </w:ins>
-      <w:ins w:id="11" w:author="PR Preview" w:date="2026-01-01T00:00:00Z">
-        <w:r>
-          <w:t xml:space="preserve"> (A partition of the sample space). </w:t>
-        </w:r>
-      </w:ins>
-      <w:ins w:id="12" w:author="PR Preview" w:date="2026-01-01T00:00:00Z">
-        <w:r>
-          <w:t xml:space="preserve">A partition of the</w:t>
-        </w:r>
-      </w:ins>
-      <w:ins w:id="13" w:author="PR Preview" w:date="2026-01-01T00:00:00Z">
-        <w:r>
-          <w:t xml:space="preserve"> </w:t>
-        </w:r>
-      </w:ins>
-      <w:hyperlink w:anchor="def-sample-space">
-        <w:ins w:id="14" w:author="PR Preview" w:date="2026-01-01T00:00:00Z">
-          <w:r>
-            <w:rPr>
-              <w:rStyle w:val="Hyperlink"/>
-            </w:rPr>
-            <w:t xml:space="preserve">sample space</w:t>
-          </w:r>
-        </w:ins>
       </w:hyperlink>
-      <w:ins w:id="15" w:author="PR Preview" w:date="2026-01-01T00:00:00Z">
-        <w:r>
-          <w:t xml:space="preserve"> </w:t>
-        </w:r>
-      </w:ins>
-      <w:ins w:id="16" w:author="PR Preview" w:date="2026-01-01T00:00:00Z">
-        <w:r>
-          <w:t xml:space="preserve">is the case</w:t>
-        </w:r>
-      </w:ins>
-      <w:ins w:id="17" w:author="PR Preview" w:date="2026-01-01T00:00:00Z">
-        <w:r>
-          <w:t xml:space="preserve"> </w:t>
-        </w:r>
-      </w:ins>
+      <w:r>
+        <w:t xml:space="preserve"> </w:t>
+      </w:r>
+      <w:r>
+        <w:t xml:space="preserve">is the case</w:t>
+      </w:r>
+      <w:r>
+        <w:t xml:space="preserve"> </w:t>
+      </w:r>
       <m:oMath>
         <m:r>
           <m:t>A</m:t>
@@ -2704,11 +2626,9 @@
           <m:t>Ω</m:t>
         </m:r>
       </m:oMath>
-      <w:ins w:id="18" w:author="PR Preview" w:date="2026-01-01T00:00:00Z">
-        <w:r>
-          <w:t xml:space="preserve">.</w:t>
-        </w:r>
-      </w:ins>
+      <w:r>
+        <w:t xml:space="preserve">.</w:t>
+      </w:r>
     </w:p>
     <w:bookmarkEnd w:id="31"/>
     <w:p>
